--- a/True Zero — How to Send Out Updates.docx
+++ b/True Zero — How to Send Out Updates.docx
@@ -12,7 +12,7 @@
           <w:b/>
           <w:sz w:val="40"/>
         </w:rPr>
-        <w:t>Cold Bore — How to Send Out Updates</w:t>
+        <w:t>True Zero — How to Send Out Updates</w:t>
       </w:r>
     </w:p>
     <w:p>
@@ -46,7 +46,7 @@
           <w:rFonts w:ascii="Arial" w:hAnsi="Arial"/>
           <w:sz w:val="24"/>
         </w:rPr>
-        <w:t>Your friends have Cold Bore on their computers. When you fix a bug or add something new, you need to send the new version to them. You don't email it. Instead, you put the new version on the internet, and their Cold Bore app checks for new versions whenever they open it.</w:t>
+        <w:t>Your friends have True Zero on their computers. When you fix a bug or add something new, you need to send the new version to them. You don't email it. Instead, you put the new version on the internet, and their True Zero app checks for new versions whenever they open it.</w:t>
       </w:r>
     </w:p>
     <w:p>
@@ -67,7 +67,7 @@
           <w:rFonts w:ascii="Arial" w:hAnsi="Arial"/>
           <w:sz w:val="24"/>
         </w:rPr>
-        <w:t>You build a new Cold Bore app with your changes.</w:t>
+        <w:t>You build a new True Zero app with your changes.</w:t>
       </w:r>
     </w:p>
     <w:p>
@@ -100,7 +100,7 @@
           <w:rFonts w:ascii="Arial" w:hAnsi="Arial"/>
           <w:sz w:val="24"/>
         </w:rPr>
-        <w:t>Then, the next time your friends open Cold Bore, it reads that note file, sees there's a new version, and shows them a yellow message with a button to download it.</w:t>
+        <w:t>Then, the next time your friends open True Zero, it reads that note file, sees there's a new version, and shows them a yellow message with a button to download it.</w:t>
       </w:r>
     </w:p>
     <w:p/>
@@ -133,7 +133,7 @@
           <w:rFonts w:ascii="Arial" w:hAnsi="Arial"/>
           <w:sz w:val="24"/>
         </w:rPr>
-        <w:t>Your Cold Bore project folder (the same one you use for everything).</w:t>
+        <w:t>Your True Zero project folder (the same one you use for everything).</w:t>
       </w:r>
     </w:p>
     <w:p>
@@ -486,7 +486,7 @@
           <w:rFonts w:ascii="Arial" w:hAnsi="Arial"/>
           <w:sz w:val="24"/>
         </w:rPr>
-        <w:t>GitHub has automatic helpers (robots) that test your code and build a new Cold Bore.app file. They start working as soon as you push.</w:t>
+        <w:t>GitHub has automatic helpers (robots) that test your code and build a new True Zero.app file. They start working as soon as you push.</w:t>
       </w:r>
     </w:p>
     <w:p>
@@ -646,7 +646,7 @@
           <w:rFonts w:ascii="Arial" w:hAnsi="Arial"/>
           <w:sz w:val="24"/>
         </w:rPr>
-        <w:t>In "Release title," type something like: Cold Bore 0.7.0</w:t>
+        <w:t>In "Release title," type something like: True Zero 0.7.0</w:t>
       </w:r>
     </w:p>
     <w:p>
@@ -702,7 +702,7 @@
           <w:rFonts w:ascii="Arial" w:hAnsi="Arial"/>
           <w:sz w:val="24"/>
         </w:rPr>
-        <w:t>Now the robots build a new Cold Bore.app and attach it to your release. This takes about 3 to 5 minutes.</w:t>
+        <w:t>Now the robots build a new True Zero.app and attach it to your release. This takes about 3 to 5 minutes.</w:t>
       </w:r>
     </w:p>
     <w:p>
@@ -733,7 +733,7 @@
           <w:rFonts w:ascii="Arial" w:hAnsi="Arial"/>
           <w:sz w:val="24"/>
         </w:rPr>
-        <w:t>When the newest run turns green, go back to your release page and refresh it. You should see Cold Bore.zip listed under "Assets."</w:t>
+        <w:t>When the newest run turns green, go back to your release page and refresh it. You should see True Zero.zip listed under "Assets."</w:t>
       </w:r>
     </w:p>
     <w:p>
@@ -812,7 +812,7 @@
         <w:br/>
         <w:t xml:space="preserve">  "app_download_url": "https://github.com/chadheidt/coldbore/releases/download/v0.6.0/Cold.Bore.zip",</w:t>
         <w:br/>
-        <w:t xml:space="preserve">  "app_release_notes": "Initial Cold Bore release...",</w:t>
+        <w:t xml:space="preserve">  "app_release_notes": "Initial True Zero release...",</w:t>
         <w:br/>
         <w:t xml:space="preserve">  ...</w:t>
         <w:br/>
@@ -890,7 +890,7 @@
           <w:rFonts w:ascii="Arial" w:hAnsi="Arial"/>
           <w:sz w:val="24"/>
         </w:rPr>
-        <w:t>The next time your friends open Cold Bore, it will check the note file, see your new version, and show them a yellow message with a "Download new version" button.</w:t>
+        <w:t>The next time your friends open True Zero, it will check the note file, see your new version, and show them a yellow message with a "Download new version" button.</w:t>
       </w:r>
     </w:p>
     <w:p>
@@ -899,7 +899,7 @@
           <w:rFonts w:ascii="Arial" w:hAnsi="Arial"/>
           <w:sz w:val="24"/>
         </w:rPr>
-        <w:t>You can test it yourself by clicking Tools → Check for Updates in your own copy of Cold Bore. It should show the new version is available.</w:t>
+        <w:t>You can test it yourself by clicking Tools → Check for Updates in your own copy of True Zero. It should show the new version is available.</w:t>
       </w:r>
     </w:p>
     <w:p/>
@@ -956,7 +956,7 @@
           <w:rFonts w:ascii="Arial" w:hAnsi="Arial"/>
           <w:sz w:val="24"/>
         </w:rPr>
-        <w:t>You see error 404 when downloading. The download URL in manifest.json doesn't match the actual file name on the release. Right-click the Cold Bore.zip on the release page, choose "Copy Link Address," and paste that into the manifest.</w:t>
+        <w:t>You see error 404 when downloading. The download URL in manifest.json doesn't match the actual file name on the release. Right-click the True Zero.zip on the release page, choose "Copy Link Address," and paste that into the manifest.</w:t>
       </w:r>
     </w:p>
     <w:p>

--- a/True Zero — How to Send Out Updates.docx
+++ b/True Zero — How to Send Out Updates.docx
@@ -810,7 +810,7 @@
         <w:br/>
         <w:t xml:space="preserve">  "app_version": "0.6.0",</w:t>
         <w:br/>
-        <w:t xml:space="preserve">  "app_download_url": "https://github.com/chadheidt/coldbore/releases/download/v0.6.0/Cold.Bore.zip",</w:t>
+        <w:t xml:space="preserve">  "app_download_url": "https://github.com/chadheidt/coldbore/releases/download/v0.6.0/True.Zero.zip",</w:t>
         <w:br/>
         <w:t xml:space="preserve">  "app_release_notes": "Initial True Zero release...",</w:t>
         <w:br/>
